--- a/Landmarks_Go_Live_Plan.docx
+++ b/Landmarks_Go_Live_Plan.docx
@@ -62,6 +62,24 @@
           <w:szCs w:val="22"/>
         </w:rPr>
         <w:t xml:space="preserve">April 2026</w:t>
+      </w:r>
+    </w:p>
+    <w:p>
+      <w:pPr>
+        <w:pBdr>
+          <w:left w:val="single" w:sz="24" w:space="8" w:color="D05A32"/>
+        </w:pBdr>
+      </w:pPr>
+      <w:r>
+        <w:rPr>
+          <w:rFonts w:ascii="Arial" w:cs="Arial" w:eastAsia="Arial" w:hAnsi="Arial"/>
+          <w:b/>
+          <w:bCs/>
+          <w:color w:val="856404"/>
+          <w:sz w:val="22"/>
+          <w:szCs w:val="22"/>
+        </w:rPr>
+        <w:t xml:space="preserve">⚠ STATUS UPDATE (April 2026): Significant progress has been made against this plan. Infrastructure (1.1) is live: Vercel deploys from GitHub, Supabase project provisioned with RLS, Resend verified with SPF/DKIM/DMARC, domain daysight.xyz configured. Core app migration (1.2) is complete for auth, contacts CRUD, events, dashboard, and settings in Next.js. Reminder engine (1.3) is operational: Vercel Cron runs daily, sends via Resend with React Email templates, dedup via reminder_log. Re-engagement drip (Phase 2 item) also built. Remaining from Phase 1: gift curation engine (1.4 — most critical), contact import (1.5), affiliate partner onboarding (1.6), security hardening (1.7), launch prep (1.8). See CLAUDE.md for current status and the Production Migration Plan for phase-by-phase tracking.</w:t>
       </w:r>
     </w:p>
     <w:p>
